--- a/IKV_Technical_Specification.docx
+++ b/IKV_Technical_Specification.docx
@@ -1143,6 +1143,68 @@
     </w:p>
     <w:p>
       <w:pPr>
+        <w:pStyle w:val="ListParagraph"/>
+        <w:numPr>
+          <w:ilvl w:val="0"/>
+          <w:numId w:val="2"/>
+        </w:numPr>
+        <w:spacing w:after="20"/>
+      </w:pPr>
+      <w:r>
+        <w:t xml:space="preserve">An authorised user can correct the type of an existing case without recreating the case or changing its internal number, files, archive volumes or history.</w:t>
+      </w:r>
+    </w:p>
+    <w:p>
+      <w:pPr>
+        <w:pStyle w:val="ListParagraph"/>
+        <w:numPr>
+          <w:ilvl w:val="0"/>
+          <w:numId w:val="2"/>
+        </w:numPr>
+        <w:spacing w:after="120"/>
+      </w:pPr>
+      <w:r>
+        <w:rPr>
+          <w:i/>
+          <w:iCs/>
+          <w:color w:val="444444"/>
+        </w:rPr>
+        <w:t xml:space="preserve">Լիազորված օգտատերը կարող է ուղղել առկա գործի տեսակը՝ առանց գործը վերստեղծելու կամ դրա ներքին համարը, ֆայլերը, արխիվային հատորները կամ պատմությունը փոխելու։</w:t>
+      </w:r>
+    </w:p>
+    <w:p>
+      <w:pPr>
+        <w:pStyle w:val="ListParagraph"/>
+        <w:numPr>
+          <w:ilvl w:val="0"/>
+          <w:numId w:val="2"/>
+        </w:numPr>
+        <w:spacing w:after="20"/>
+      </w:pPr>
+      <w:r>
+        <w:t xml:space="preserve">Each case may store a short matter title and an opposing party identified as a physical or legal person, including optional registration number and tax ID for legal persons.</w:t>
+      </w:r>
+    </w:p>
+    <w:p>
+      <w:pPr>
+        <w:pStyle w:val="ListParagraph"/>
+        <w:numPr>
+          <w:ilvl w:val="0"/>
+          <w:numId w:val="2"/>
+        </w:numPr>
+        <w:spacing w:after="120"/>
+      </w:pPr>
+      <w:r>
+        <w:rPr>
+          <w:i/>
+          <w:iCs/>
+          <w:color w:val="444444"/>
+        </w:rPr>
+        <w:t xml:space="preserve">Յուրաքանչյուր գործ կարող է ունենալ կարճ անվանում/առարկա և հակառակ կողմ՝ նշված որպես ֆիզիկական կամ իրավաբանական անձ, իսկ իրավաբանական անձի համար՝ նաև ընտրովի պետական գրանցման համար և ՀՎՀՀ։</w:t>
+      </w:r>
+    </w:p>
+    <w:p>
+      <w:pPr>
         <w:pStyle w:val="Heading2"/>
         <w:spacing w:after="80" w:before="200"/>
       </w:pPr>
@@ -1237,25 +1299,25 @@
         <w:spacing w:after="20"/>
       </w:pPr>
       <w:r>
-        <w:t xml:space="preserve">Migrating to Process prompts for the official court-case number, court, instance and judge (Section 5.6).</w:t>
-      </w:r>
-    </w:p>
-    <w:p>
-      <w:pPr>
-        <w:pStyle w:val="ListParagraph"/>
-        <w:numPr>
-          <w:ilvl w:val="0"/>
-          <w:numId w:val="2"/>
-        </w:numPr>
-        <w:spacing w:after="120"/>
-      </w:pPr>
-      <w:r>
-        <w:rPr>
-          <w:i/>
-          <w:iCs/>
-          <w:color w:val="444444"/>
-        </w:rPr>
-        <w:t xml:space="preserve">Ընթացիկ տեղափոխելիս համակարգը պահանջում է պաշտոնական դատական համար, դատարան, ատյան և դատավոր (բաժին 5.6)։</w:t>
+        <w:t xml:space="preserve">Migrating to Process offers the official court-case number, court, instance and judge fields, but they remain optional so non-court matters can be registered immediately and supplemented later (Section 5.6).</w:t>
+      </w:r>
+    </w:p>
+    <w:p>
+      <w:pPr>
+        <w:pStyle w:val="ListParagraph"/>
+        <w:numPr>
+          <w:ilvl w:val="0"/>
+          <w:numId w:val="2"/>
+        </w:numPr>
+        <w:spacing w:after="120"/>
+      </w:pPr>
+      <w:r>
+        <w:rPr>
+          <w:i/>
+          <w:iCs/>
+          <w:color w:val="444444"/>
+        </w:rPr>
+        <w:t xml:space="preserve">Ընթացիկ տեղափոխելիս համակարգը առաջարկում է պաշտոնական դատական համար, դատարան, ատյան և դատավոր դաշտերը, սակայն դրանք պարտադիր չեն, որպեսզի ոչ դատական գործերը գրանցվեն անմիջապես և տվյալները լրացվեն ավելի ուշ (բաժին 5.6)։</w:t>
       </w:r>
     </w:p>
     <w:p>
@@ -1902,6 +1964,37 @@
         <w:spacing w:after="20"/>
       </w:pPr>
       <w:r>
+        <w:t xml:space="preserve">Court name, official case number, instance and judge are optional at creation and remain editable throughout the case life cycle.</w:t>
+      </w:r>
+    </w:p>
+    <w:p>
+      <w:pPr>
+        <w:pStyle w:val="ListParagraph"/>
+        <w:numPr>
+          <w:ilvl w:val="0"/>
+          <w:numId w:val="2"/>
+        </w:numPr>
+        <w:spacing w:after="120"/>
+      </w:pPr>
+      <w:r>
+        <w:rPr>
+          <w:i/>
+          <w:iCs/>
+          <w:color w:val="444444"/>
+        </w:rPr>
+        <w:t xml:space="preserve">Դատարանի անվանումը, պաշտոնական գործի համարը, ատյանը և դատավորը ստեղծման պահին պարտադիր չեն և խմբագրելի են գործի ողջ կյանքի ցիկլում։</w:t>
+      </w:r>
+    </w:p>
+    <w:p>
+      <w:pPr>
+        <w:pStyle w:val="ListParagraph"/>
+        <w:numPr>
+          <w:ilvl w:val="0"/>
+          <w:numId w:val="2"/>
+        </w:numPr>
+        <w:spacing w:after="20"/>
+      </w:pPr>
+      <w:r>
         <w:t xml:space="preserve">Hearing dates: each hearing has date/time and optional note; upcoming hearings appear in the dashboard.</w:t>
       </w:r>
     </w:p>
@@ -2136,25 +2229,25 @@
         <w:spacing w:after="20"/>
       </w:pPr>
       <w:r>
-        <w:t xml:space="preserve">Global search by client name, internal number, official court number, sender, case type, stage, and location.</w:t>
-      </w:r>
-    </w:p>
-    <w:p>
-      <w:pPr>
-        <w:pStyle w:val="ListParagraph"/>
-        <w:numPr>
-          <w:ilvl w:val="0"/>
-          <w:numId w:val="2"/>
-        </w:numPr>
-        <w:spacing w:after="120"/>
-      </w:pPr>
-      <w:r>
-        <w:rPr>
-          <w:i/>
-          <w:iCs/>
-          <w:color w:val="444444"/>
-        </w:rPr>
-        <w:t xml:space="preserve">Համընդհանուր որոնում՝ ըստ վստահորդի անվան, ներքին համարի, պաշտոնական դատական համարի, ուղարկողի, գործի տեսակի, փուլի և տեղի։</w:t>
+        <w:t xml:space="preserve">Global search by client name, matter title, opponent name/identifier, internal number, official court number, sender, case type, stage, and location.</w:t>
+      </w:r>
+    </w:p>
+    <w:p>
+      <w:pPr>
+        <w:pStyle w:val="ListParagraph"/>
+        <w:numPr>
+          <w:ilvl w:val="0"/>
+          <w:numId w:val="2"/>
+        </w:numPr>
+        <w:spacing w:after="120"/>
+      </w:pPr>
+      <w:r>
+        <w:rPr>
+          <w:i/>
+          <w:iCs/>
+          <w:color w:val="444444"/>
+        </w:rPr>
+        <w:t xml:space="preserve">Համընդհանուր որոնում՝ ըստ վստահորդի անվան, գործի առարկայի, հակառակ կողմի անվան/նույնացուցիչի, ներքին համարի, պաշտոնական դատական համարի, ուղարկողի, գործի տեսակի, փուլի և տեղի։</w:t>
       </w:r>
     </w:p>
     <w:p>
@@ -2580,6 +2673,426 @@
                 <w:sz w:val="16"/>
                 <w:szCs w:val="16"/>
               </w:rPr>
+              <w:t xml:space="preserve">caseTitle</w:t>
+            </w:r>
+          </w:p>
+        </w:tc>
+        <w:tc>
+          <w:tcPr>
+            <w:tcW w:type="dxa" w:w="3580"/>
+            <w:tcBorders>
+              <w:top w:val="single" w:color="CCCCCC" w:sz="1"/>
+              <w:left w:val="single" w:color="CCCCCC" w:sz="1"/>
+              <w:bottom w:val="single" w:color="CCCCCC" w:sz="1"/>
+              <w:right w:val="single" w:color="CCCCCC" w:sz="1"/>
+            </w:tcBorders>
+            <w:tcMar>
+              <w:top w:type="dxa" w:w="80"/>
+              <w:left w:type="dxa" w:w="120"/>
+              <w:bottom w:type="dxa" w:w="80"/>
+              <w:right w:type="dxa" w:w="120"/>
+            </w:tcMar>
+          </w:tcPr>
+          <w:p>
+            <w:r>
+              <w:rPr>
+                <w:sz w:val="18"/>
+                <w:szCs w:val="18"/>
+              </w:rPr>
+              <w:t xml:space="preserve">Short matter title used to distinguish multiple cases for the same client.</w:t>
+            </w:r>
+          </w:p>
+        </w:tc>
+        <w:tc>
+          <w:tcPr>
+            <w:tcW w:type="dxa" w:w="3580"/>
+            <w:tcBorders>
+              <w:top w:val="single" w:color="CCCCCC" w:sz="1"/>
+              <w:left w:val="single" w:color="CCCCCC" w:sz="1"/>
+              <w:bottom w:val="single" w:color="CCCCCC" w:sz="1"/>
+              <w:right w:val="single" w:color="CCCCCC" w:sz="1"/>
+            </w:tcBorders>
+            <w:tcMar>
+              <w:top w:type="dxa" w:w="80"/>
+              <w:left w:type="dxa" w:w="120"/>
+              <w:bottom w:type="dxa" w:w="80"/>
+              <w:right w:type="dxa" w:w="120"/>
+            </w:tcMar>
+          </w:tcPr>
+          <w:p>
+            <w:r>
+              <w:rPr>
+                <w:color w:val="444444"/>
+                <w:sz w:val="18"/>
+                <w:szCs w:val="18"/>
+              </w:rPr>
+              <w:t xml:space="preserve">Գործի կարճ անվանում/առարկա՝ նույն վստահորդի բազմաթիվ գործերը տարբերակելու համար։</w:t>
+            </w:r>
+          </w:p>
+        </w:tc>
+      </w:tr>
+      <w:tr>
+        <w:tc>
+          <w:tcPr>
+            <w:tcW w:type="dxa" w:w="2200"/>
+            <w:tcBorders>
+              <w:top w:val="single" w:color="CCCCCC" w:sz="1"/>
+              <w:left w:val="single" w:color="CCCCCC" w:sz="1"/>
+              <w:bottom w:val="single" w:color="CCCCCC" w:sz="1"/>
+              <w:right w:val="single" w:color="CCCCCC" w:sz="1"/>
+            </w:tcBorders>
+            <w:tcMar>
+              <w:top w:type="dxa" w:w="80"/>
+              <w:left w:type="dxa" w:w="120"/>
+              <w:bottom w:type="dxa" w:w="80"/>
+              <w:right w:type="dxa" w:w="120"/>
+            </w:tcMar>
+          </w:tcPr>
+          <w:p>
+            <w:r>
+              <w:rPr>
+                <w:rFonts w:ascii="Consolas" w:cs="Consolas" w:eastAsia="Consolas" w:hAnsi="Consolas"/>
+                <w:b/>
+                <w:bCs/>
+                <w:sz w:val="16"/>
+                <w:szCs w:val="16"/>
+              </w:rPr>
+              <w:t xml:space="preserve">opponentEntityType</w:t>
+            </w:r>
+          </w:p>
+        </w:tc>
+        <w:tc>
+          <w:tcPr>
+            <w:tcW w:type="dxa" w:w="3580"/>
+            <w:tcBorders>
+              <w:top w:val="single" w:color="CCCCCC" w:sz="1"/>
+              <w:left w:val="single" w:color="CCCCCC" w:sz="1"/>
+              <w:bottom w:val="single" w:color="CCCCCC" w:sz="1"/>
+              <w:right w:val="single" w:color="CCCCCC" w:sz="1"/>
+            </w:tcBorders>
+            <w:tcMar>
+              <w:top w:type="dxa" w:w="80"/>
+              <w:left w:type="dxa" w:w="120"/>
+              <w:bottom w:type="dxa" w:w="80"/>
+              <w:right w:type="dxa" w:w="120"/>
+            </w:tcMar>
+          </w:tcPr>
+          <w:p>
+            <w:r>
+              <w:rPr>
+                <w:sz w:val="18"/>
+                <w:szCs w:val="18"/>
+              </w:rPr>
+              <w:t xml:space="preserve">Opposing party type: physical person or legal person.</w:t>
+            </w:r>
+          </w:p>
+        </w:tc>
+        <w:tc>
+          <w:tcPr>
+            <w:tcW w:type="dxa" w:w="3580"/>
+            <w:tcBorders>
+              <w:top w:val="single" w:color="CCCCCC" w:sz="1"/>
+              <w:left w:val="single" w:color="CCCCCC" w:sz="1"/>
+              <w:bottom w:val="single" w:color="CCCCCC" w:sz="1"/>
+              <w:right w:val="single" w:color="CCCCCC" w:sz="1"/>
+            </w:tcBorders>
+            <w:tcMar>
+              <w:top w:type="dxa" w:w="80"/>
+              <w:left w:type="dxa" w:w="120"/>
+              <w:bottom w:type="dxa" w:w="80"/>
+              <w:right w:type="dxa" w:w="120"/>
+            </w:tcMar>
+          </w:tcPr>
+          <w:p>
+            <w:r>
+              <w:rPr>
+                <w:color w:val="444444"/>
+                <w:sz w:val="18"/>
+                <w:szCs w:val="18"/>
+              </w:rPr>
+              <w:t xml:space="preserve">Հակառակ կողմի տեսակ՝ ֆիզիկական կամ իրավաբանական անձ։</w:t>
+            </w:r>
+          </w:p>
+        </w:tc>
+      </w:tr>
+      <w:tr>
+        <w:tc>
+          <w:tcPr>
+            <w:tcW w:type="dxa" w:w="2200"/>
+            <w:tcBorders>
+              <w:top w:val="single" w:color="CCCCCC" w:sz="1"/>
+              <w:left w:val="single" w:color="CCCCCC" w:sz="1"/>
+              <w:bottom w:val="single" w:color="CCCCCC" w:sz="1"/>
+              <w:right w:val="single" w:color="CCCCCC" w:sz="1"/>
+            </w:tcBorders>
+            <w:tcMar>
+              <w:top w:type="dxa" w:w="80"/>
+              <w:left w:type="dxa" w:w="120"/>
+              <w:bottom w:type="dxa" w:w="80"/>
+              <w:right w:type="dxa" w:w="120"/>
+            </w:tcMar>
+          </w:tcPr>
+          <w:p>
+            <w:r>
+              <w:rPr>
+                <w:rFonts w:ascii="Consolas" w:cs="Consolas" w:eastAsia="Consolas" w:hAnsi="Consolas"/>
+                <w:b/>
+                <w:bCs/>
+                <w:sz w:val="16"/>
+                <w:szCs w:val="16"/>
+              </w:rPr>
+              <w:t xml:space="preserve">opponentName</w:t>
+            </w:r>
+          </w:p>
+        </w:tc>
+        <w:tc>
+          <w:tcPr>
+            <w:tcW w:type="dxa" w:w="3580"/>
+            <w:tcBorders>
+              <w:top w:val="single" w:color="CCCCCC" w:sz="1"/>
+              <w:left w:val="single" w:color="CCCCCC" w:sz="1"/>
+              <w:bottom w:val="single" w:color="CCCCCC" w:sz="1"/>
+              <w:right w:val="single" w:color="CCCCCC" w:sz="1"/>
+            </w:tcBorders>
+            <w:tcMar>
+              <w:top w:type="dxa" w:w="80"/>
+              <w:left w:type="dxa" w:w="120"/>
+              <w:bottom w:type="dxa" w:w="80"/>
+              <w:right w:type="dxa" w:w="120"/>
+            </w:tcMar>
+          </w:tcPr>
+          <w:p>
+            <w:r>
+              <w:rPr>
+                <w:sz w:val="18"/>
+                <w:szCs w:val="18"/>
+              </w:rPr>
+              <w:t xml:space="preserve">Opposing party name or legal entity name.</w:t>
+            </w:r>
+          </w:p>
+        </w:tc>
+        <w:tc>
+          <w:tcPr>
+            <w:tcW w:type="dxa" w:w="3580"/>
+            <w:tcBorders>
+              <w:top w:val="single" w:color="CCCCCC" w:sz="1"/>
+              <w:left w:val="single" w:color="CCCCCC" w:sz="1"/>
+              <w:bottom w:val="single" w:color="CCCCCC" w:sz="1"/>
+              <w:right w:val="single" w:color="CCCCCC" w:sz="1"/>
+            </w:tcBorders>
+            <w:tcMar>
+              <w:top w:type="dxa" w:w="80"/>
+              <w:left w:type="dxa" w:w="120"/>
+              <w:bottom w:type="dxa" w:w="80"/>
+              <w:right w:type="dxa" w:w="120"/>
+            </w:tcMar>
+          </w:tcPr>
+          <w:p>
+            <w:r>
+              <w:rPr>
+                <w:color w:val="444444"/>
+                <w:sz w:val="18"/>
+                <w:szCs w:val="18"/>
+              </w:rPr>
+              <w:t xml:space="preserve">Հակառակ կողմի անուն կամ իրավաբանական անձի անվանում։</w:t>
+            </w:r>
+          </w:p>
+        </w:tc>
+      </w:tr>
+      <w:tr>
+        <w:tc>
+          <w:tcPr>
+            <w:tcW w:type="dxa" w:w="2200"/>
+            <w:tcBorders>
+              <w:top w:val="single" w:color="CCCCCC" w:sz="1"/>
+              <w:left w:val="single" w:color="CCCCCC" w:sz="1"/>
+              <w:bottom w:val="single" w:color="CCCCCC" w:sz="1"/>
+              <w:right w:val="single" w:color="CCCCCC" w:sz="1"/>
+            </w:tcBorders>
+            <w:tcMar>
+              <w:top w:type="dxa" w:w="80"/>
+              <w:left w:type="dxa" w:w="120"/>
+              <w:bottom w:type="dxa" w:w="80"/>
+              <w:right w:type="dxa" w:w="120"/>
+            </w:tcMar>
+          </w:tcPr>
+          <w:p>
+            <w:r>
+              <w:rPr>
+                <w:rFonts w:ascii="Consolas" w:cs="Consolas" w:eastAsia="Consolas" w:hAnsi="Consolas"/>
+                <w:b/>
+                <w:bCs/>
+                <w:sz w:val="16"/>
+                <w:szCs w:val="16"/>
+              </w:rPr>
+              <w:t xml:space="preserve">opponentRegistrationNumber</w:t>
+            </w:r>
+          </w:p>
+        </w:tc>
+        <w:tc>
+          <w:tcPr>
+            <w:tcW w:type="dxa" w:w="3580"/>
+            <w:tcBorders>
+              <w:top w:val="single" w:color="CCCCCC" w:sz="1"/>
+              <w:left w:val="single" w:color="CCCCCC" w:sz="1"/>
+              <w:bottom w:val="single" w:color="CCCCCC" w:sz="1"/>
+              <w:right w:val="single" w:color="CCCCCC" w:sz="1"/>
+            </w:tcBorders>
+            <w:tcMar>
+              <w:top w:type="dxa" w:w="80"/>
+              <w:left w:type="dxa" w:w="120"/>
+              <w:bottom w:type="dxa" w:w="80"/>
+              <w:right w:type="dxa" w:w="120"/>
+            </w:tcMar>
+          </w:tcPr>
+          <w:p>
+            <w:r>
+              <w:rPr>
+                <w:sz w:val="18"/>
+                <w:szCs w:val="18"/>
+              </w:rPr>
+              <w:t xml:space="preserve">Optional state registration number for a legal-person opponent.</w:t>
+            </w:r>
+          </w:p>
+        </w:tc>
+        <w:tc>
+          <w:tcPr>
+            <w:tcW w:type="dxa" w:w="3580"/>
+            <w:tcBorders>
+              <w:top w:val="single" w:color="CCCCCC" w:sz="1"/>
+              <w:left w:val="single" w:color="CCCCCC" w:sz="1"/>
+              <w:bottom w:val="single" w:color="CCCCCC" w:sz="1"/>
+              <w:right w:val="single" w:color="CCCCCC" w:sz="1"/>
+            </w:tcBorders>
+            <w:tcMar>
+              <w:top w:type="dxa" w:w="80"/>
+              <w:left w:type="dxa" w:w="120"/>
+              <w:bottom w:type="dxa" w:w="80"/>
+              <w:right w:type="dxa" w:w="120"/>
+            </w:tcMar>
+          </w:tcPr>
+          <w:p>
+            <w:r>
+              <w:rPr>
+                <w:color w:val="444444"/>
+                <w:sz w:val="18"/>
+                <w:szCs w:val="18"/>
+              </w:rPr>
+              <w:t xml:space="preserve">Իրավաբանական անձ հակառակ կողմի ընտրովի պետական գրանցման համար։</w:t>
+            </w:r>
+          </w:p>
+        </w:tc>
+      </w:tr>
+      <w:tr>
+        <w:tc>
+          <w:tcPr>
+            <w:tcW w:type="dxa" w:w="2200"/>
+            <w:tcBorders>
+              <w:top w:val="single" w:color="CCCCCC" w:sz="1"/>
+              <w:left w:val="single" w:color="CCCCCC" w:sz="1"/>
+              <w:bottom w:val="single" w:color="CCCCCC" w:sz="1"/>
+              <w:right w:val="single" w:color="CCCCCC" w:sz="1"/>
+            </w:tcBorders>
+            <w:tcMar>
+              <w:top w:type="dxa" w:w="80"/>
+              <w:left w:type="dxa" w:w="120"/>
+              <w:bottom w:type="dxa" w:w="80"/>
+              <w:right w:type="dxa" w:w="120"/>
+            </w:tcMar>
+          </w:tcPr>
+          <w:p>
+            <w:r>
+              <w:rPr>
+                <w:rFonts w:ascii="Consolas" w:cs="Consolas" w:eastAsia="Consolas" w:hAnsi="Consolas"/>
+                <w:b/>
+                <w:bCs/>
+                <w:sz w:val="16"/>
+                <w:szCs w:val="16"/>
+              </w:rPr>
+              <w:t xml:space="preserve">opponentTaxId</w:t>
+            </w:r>
+          </w:p>
+        </w:tc>
+        <w:tc>
+          <w:tcPr>
+            <w:tcW w:type="dxa" w:w="3580"/>
+            <w:tcBorders>
+              <w:top w:val="single" w:color="CCCCCC" w:sz="1"/>
+              <w:left w:val="single" w:color="CCCCCC" w:sz="1"/>
+              <w:bottom w:val="single" w:color="CCCCCC" w:sz="1"/>
+              <w:right w:val="single" w:color="CCCCCC" w:sz="1"/>
+            </w:tcBorders>
+            <w:tcMar>
+              <w:top w:type="dxa" w:w="80"/>
+              <w:left w:type="dxa" w:w="120"/>
+              <w:bottom w:type="dxa" w:w="80"/>
+              <w:right w:type="dxa" w:w="120"/>
+            </w:tcMar>
+          </w:tcPr>
+          <w:p>
+            <w:r>
+              <w:rPr>
+                <w:sz w:val="18"/>
+                <w:szCs w:val="18"/>
+              </w:rPr>
+              <w:t xml:space="preserve">Optional tax identification number for a legal-person opponent.</w:t>
+            </w:r>
+          </w:p>
+        </w:tc>
+        <w:tc>
+          <w:tcPr>
+            <w:tcW w:type="dxa" w:w="3580"/>
+            <w:tcBorders>
+              <w:top w:val="single" w:color="CCCCCC" w:sz="1"/>
+              <w:left w:val="single" w:color="CCCCCC" w:sz="1"/>
+              <w:bottom w:val="single" w:color="CCCCCC" w:sz="1"/>
+              <w:right w:val="single" w:color="CCCCCC" w:sz="1"/>
+            </w:tcBorders>
+            <w:tcMar>
+              <w:top w:type="dxa" w:w="80"/>
+              <w:left w:type="dxa" w:w="120"/>
+              <w:bottom w:type="dxa" w:w="80"/>
+              <w:right w:type="dxa" w:w="120"/>
+            </w:tcMar>
+          </w:tcPr>
+          <w:p>
+            <w:r>
+              <w:rPr>
+                <w:color w:val="444444"/>
+                <w:sz w:val="18"/>
+                <w:szCs w:val="18"/>
+              </w:rPr>
+              <w:t xml:space="preserve">Իրավաբանական անձ հակառակ կողմի ընտրովի ՀՎՀՀ։</w:t>
+            </w:r>
+          </w:p>
+        </w:tc>
+      </w:tr>
+      <w:tr>
+        <w:tc>
+          <w:tcPr>
+            <w:tcW w:type="dxa" w:w="2200"/>
+            <w:tcBorders>
+              <w:top w:val="single" w:color="CCCCCC" w:sz="1"/>
+              <w:left w:val="single" w:color="CCCCCC" w:sz="1"/>
+              <w:bottom w:val="single" w:color="CCCCCC" w:sz="1"/>
+              <w:right w:val="single" w:color="CCCCCC" w:sz="1"/>
+            </w:tcBorders>
+            <w:tcMar>
+              <w:top w:type="dxa" w:w="80"/>
+              <w:left w:type="dxa" w:w="120"/>
+              <w:bottom w:type="dxa" w:w="80"/>
+              <w:right w:type="dxa" w:w="120"/>
+            </w:tcMar>
+          </w:tcPr>
+          <w:p>
+            <w:r>
+              <w:rPr>
+                <w:rFonts w:ascii="Consolas" w:cs="Consolas" w:eastAsia="Consolas" w:hAnsi="Consolas"/>
+                <w:b/>
+                <w:bCs/>
+                <w:sz w:val="16"/>
+                <w:szCs w:val="16"/>
+              </w:rPr>
               <w:t xml:space="preserve">stage</w:t>
             </w:r>
           </w:p>
@@ -4666,6 +5179,68 @@
           <w:color w:val="444444"/>
         </w:rPr>
         <w:t xml:space="preserve">Գործը կարելի է ստեղծել, տեղափոխել Նախապատրաստում→Ընթացիկ→Արխիվ, և յուրաքանչյուր տեղափոխում գրանցվում է օգտատիրոջ + ժամանակային դրոշմով։</w:t>
+      </w:r>
+    </w:p>
+    <w:p>
+      <w:pPr>
+        <w:pStyle w:val="ListParagraph"/>
+        <w:numPr>
+          <w:ilvl w:val="0"/>
+          <w:numId w:val="3"/>
+        </w:numPr>
+        <w:spacing w:after="20"/>
+      </w:pPr>
+      <w:r>
+        <w:t xml:space="preserve">An existing case type, matter title, opponent and court data can be corrected without changing the case ID, internal number, files or archive volumes.</w:t>
+      </w:r>
+    </w:p>
+    <w:p>
+      <w:pPr>
+        <w:pStyle w:val="ListParagraph"/>
+        <w:numPr>
+          <w:ilvl w:val="0"/>
+          <w:numId w:val="3"/>
+        </w:numPr>
+        <w:spacing w:after="120"/>
+      </w:pPr>
+      <w:r>
+        <w:rPr>
+          <w:i/>
+          <w:iCs/>
+          <w:color w:val="444444"/>
+        </w:rPr>
+        <w:t xml:space="preserve">Առկա գործի տեսակը, առարկան, հակառակ կողմի և դատական տվյալները կարող են ուղղվել՝ առանց գործի ID-ն, ներքին համարը, ֆայլերը կամ արխիվային հատորները փոխելու։</w:t>
+      </w:r>
+    </w:p>
+    <w:p>
+      <w:pPr>
+        <w:pStyle w:val="ListParagraph"/>
+        <w:numPr>
+          <w:ilvl w:val="0"/>
+          <w:numId w:val="3"/>
+        </w:numPr>
+        <w:spacing w:after="20"/>
+      </w:pPr>
+      <w:r>
+        <w:t xml:space="preserve">The new-case modal does not close when the user clicks or drags on the shaded backdrop; entered data is retained until an explicit save or cancel action.</w:t>
+      </w:r>
+    </w:p>
+    <w:p>
+      <w:pPr>
+        <w:pStyle w:val="ListParagraph"/>
+        <w:numPr>
+          <w:ilvl w:val="0"/>
+          <w:numId w:val="3"/>
+        </w:numPr>
+        <w:spacing w:after="120"/>
+      </w:pPr>
+      <w:r>
+        <w:rPr>
+          <w:i/>
+          <w:iCs/>
+          <w:color w:val="444444"/>
+        </w:rPr>
+        <w:t xml:space="preserve">Նոր գործի պատուհանը չի փակվում, երբ օգտատերը սեղմում կամ շարժում է մկնիկը մգեցված ֆոնի վրա․ մուտքագրված տվյալները պահպանվում են մինչև հստակ պահպանում կամ չեղարկում։</w:t>
       </w:r>
     </w:p>
     <w:p>
